--- a/RIL.docx
+++ b/RIL.docx
@@ -1641,7 +1641,7 @@
                 <w:noProof/>
                 <w:webHidden/>
               </w:rPr>
-              <w:t>10</w:t>
+              <w:t>9</w:t>
             </w:r>
             <w:r>
               <w:rPr>
@@ -1710,7 +1710,7 @@
                 <w:noProof/>
                 <w:webHidden/>
               </w:rPr>
-              <w:t>12</w:t>
+              <w:t>11</w:t>
             </w:r>
             <w:r>
               <w:rPr>
@@ -1779,7 +1779,7 @@
                 <w:noProof/>
                 <w:webHidden/>
               </w:rPr>
-              <w:t>14</w:t>
+              <w:t>13</w:t>
             </w:r>
             <w:r>
               <w:rPr>
@@ -1848,7 +1848,7 @@
                 <w:noProof/>
                 <w:webHidden/>
               </w:rPr>
-              <w:t>15</w:t>
+              <w:t>14</w:t>
             </w:r>
             <w:r>
               <w:rPr>
@@ -1917,7 +1917,7 @@
                 <w:noProof/>
                 <w:webHidden/>
               </w:rPr>
-              <w:t>17</w:t>
+              <w:t>16</w:t>
             </w:r>
             <w:r>
               <w:rPr>
@@ -5945,22 +5945,193 @@
     </w:p>
     <w:p>
       <w:pPr>
-        <w:spacing w:after="200" w:afterAutospacing="0" w:line="276" w:lineRule="auto"/>
-        <w:ind w:firstLine="0"/>
-        <w:jc w:val="left"/>
-        <w:rPr>
-          <w:b/>
+        <w:spacing w:after="120" w:afterAutospacing="0"/>
+        <w:ind w:left="1418" w:hanging="709"/>
+        <w:rPr>
+          <w:noProof/>
           <w:lang w:val="en-US"/>
         </w:rPr>
       </w:pPr>
       <w:bookmarkStart w:id="14" w:name="h.okwe33g12bi6"/>
       <w:bookmarkEnd w:id="14"/>
+      <w:proofErr w:type="spellStart"/>
       <w:r>
         <w:rPr>
           <w:b/>
           <w:lang w:val="en-US"/>
         </w:rPr>
-        <w:br w:type="page"/>
+        <w:t>uApp</w:t>
+      </w:r>
+      <w:proofErr w:type="spellEnd"/>
+      <w:r>
+        <w:rPr>
+          <w:lang w:val="en-US"/>
+        </w:rPr>
+        <w:tab/>
+      </w:r>
+      <w:r>
+        <w:rPr>
+          <w:lang w:val="en-US"/>
+        </w:rPr>
+        <w:t xml:space="preserve">UOS </w:t>
+      </w:r>
+      <w:r>
+        <w:rPr>
+          <w:lang w:val="en-US"/>
+        </w:rPr>
+        <w:t>Applications – a new class of platform-independent</w:t>
+      </w:r>
+      <w:r>
+        <w:rPr>
+          <w:lang w:val="en-US"/>
+        </w:rPr>
+        <w:t xml:space="preserve"> </w:t>
+      </w:r>
+      <w:r>
+        <w:rPr>
+          <w:lang w:val="en-US"/>
+        </w:rPr>
+        <w:t>non-Web-based</w:t>
+      </w:r>
+      <w:r>
+        <w:rPr>
+          <w:lang w:val="en-US"/>
+        </w:rPr>
+        <w:t xml:space="preserve"> Internet applications that are distributed via </w:t>
+      </w:r>
+      <w:r>
+        <w:rPr>
+          <w:lang w:val="en-US"/>
+        </w:rPr>
+        <w:t>RDN</w:t>
+      </w:r>
+      <w:r>
+        <w:rPr>
+          <w:lang w:val="en-US"/>
+        </w:rPr>
+        <w:t xml:space="preserve"> and FE</w:t>
+      </w:r>
+      <w:r>
+        <w:rPr>
+          <w:lang w:val="en-US"/>
+        </w:rPr>
+        <w:t xml:space="preserve">, run under UOS, and must comply with </w:t>
+      </w:r>
+      <w:r>
+        <w:rPr>
+          <w:lang w:val="en-US"/>
+        </w:rPr>
+        <w:t xml:space="preserve">the </w:t>
+      </w:r>
+      <w:proofErr w:type="spellStart"/>
+      <w:r>
+        <w:rPr>
+          <w:lang w:val="en-US"/>
+        </w:rPr>
+        <w:t>uApp</w:t>
+      </w:r>
+      <w:proofErr w:type="spellEnd"/>
+      <w:r>
+        <w:rPr>
+          <w:lang w:val="en-US"/>
+        </w:rPr>
+        <w:t xml:space="preserve"> Open Standard</w:t>
+      </w:r>
+      <w:r>
+        <w:rPr>
+          <w:lang w:val="en-US"/>
+        </w:rPr>
+        <w:t>,</w:t>
+      </w:r>
+      <w:r>
+        <w:rPr>
+          <w:lang w:val="en-US"/>
+        </w:rPr>
+        <w:t xml:space="preserve"> whose s</w:t>
+      </w:r>
+      <w:r>
+        <w:rPr>
+          <w:noProof/>
+          <w:lang w:val="en-US"/>
+        </w:rPr>
+        <w:t xml:space="preserve">pecifications cover </w:t>
+      </w:r>
+      <w:r>
+        <w:rPr>
+          <w:noProof/>
+          <w:lang w:val="en-US"/>
+        </w:rPr>
+        <w:t>A</w:t>
+      </w:r>
+      <w:r>
+        <w:rPr>
+          <w:noProof/>
+          <w:lang w:val="en-US"/>
+        </w:rPr>
+        <w:t xml:space="preserve">PI, </w:t>
+      </w:r>
+      <w:r>
+        <w:rPr>
+          <w:noProof/>
+          <w:lang w:val="en-US"/>
+        </w:rPr>
+        <w:t>building, packaging</w:t>
+      </w:r>
+      <w:r>
+        <w:rPr>
+          <w:noProof/>
+          <w:lang w:val="en-US"/>
+        </w:rPr>
+        <w:t>,</w:t>
+      </w:r>
+      <w:r>
+        <w:rPr>
+          <w:noProof/>
+          <w:lang w:val="en-US"/>
+        </w:rPr>
+        <w:t xml:space="preserve"> </w:t>
+      </w:r>
+      <w:r>
+        <w:rPr>
+          <w:noProof/>
+          <w:lang w:val="en-US"/>
+        </w:rPr>
+        <w:t>and</w:t>
+      </w:r>
+      <w:r>
+        <w:rPr>
+          <w:noProof/>
+          <w:lang w:val="en-US"/>
+        </w:rPr>
+        <w:t xml:space="preserve"> </w:t>
+      </w:r>
+      <w:r>
+        <w:rPr>
+          <w:noProof/>
+          <w:lang w:val="en-US"/>
+        </w:rPr>
+        <w:t xml:space="preserve">distibution </w:t>
+      </w:r>
+      <w:r>
+        <w:rPr>
+          <w:noProof/>
+          <w:lang w:val="en-US"/>
+        </w:rPr>
+        <w:t xml:space="preserve">of </w:t>
+      </w:r>
+      <w:r>
+        <w:rPr>
+          <w:noProof/>
+          <w:lang w:val="en-US"/>
+        </w:rPr>
+        <w:t>UOS</w:t>
+      </w:r>
+      <w:r>
+        <w:rPr>
+          <w:noProof/>
+          <w:lang w:val="en-US"/>
+        </w:rPr>
+        <w:t xml:space="preserve"> applications.</w:t>
       </w:r>
     </w:p>
     <w:p>
@@ -5968,20 +6139,16 @@
         <w:spacing w:after="120" w:afterAutospacing="0"/>
         <w:ind w:left="1418" w:hanging="709"/>
         <w:rPr>
-          <w:noProof/>
-          <w:lang w:val="en-US"/>
-        </w:rPr>
-      </w:pPr>
-      <w:proofErr w:type="spellStart"/>
+          <w:lang w:val="en-US"/>
+        </w:rPr>
+      </w:pPr>
       <w:r>
         <w:rPr>
           <w:b/>
           <w:lang w:val="en-US"/>
         </w:rPr>
-        <w:lastRenderedPageBreak/>
-        <w:t>uApp</w:t>
-      </w:r>
-      <w:proofErr w:type="spellEnd"/>
+        <w:t>AMI</w:t>
+      </w:r>
       <w:r>
         <w:rPr>
           <w:lang w:val="en-US"/>
@@ -5992,199 +6159,7 @@
         <w:rPr>
           <w:lang w:val="en-US"/>
         </w:rPr>
-        <w:t xml:space="preserve">UOS </w:t>
-      </w:r>
-      <w:r>
-        <w:rPr>
-          <w:lang w:val="en-US"/>
-        </w:rPr>
-        <w:t>Applications – a new class of platform-independent</w:t>
-      </w:r>
-      <w:r>
-        <w:rPr>
-          <w:lang w:val="en-US"/>
-        </w:rPr>
-        <w:t xml:space="preserve"> </w:t>
-      </w:r>
-      <w:r>
-        <w:rPr>
-          <w:lang w:val="en-US"/>
-        </w:rPr>
-        <w:t>non-Web-based</w:t>
-      </w:r>
-      <w:r>
-        <w:rPr>
-          <w:lang w:val="en-US"/>
-        </w:rPr>
-        <w:t xml:space="preserve"> Internet applications that are distributed via </w:t>
-      </w:r>
-      <w:r>
-        <w:rPr>
-          <w:lang w:val="en-US"/>
-        </w:rPr>
-        <w:t>RDN</w:t>
-      </w:r>
-      <w:r>
-        <w:rPr>
-          <w:lang w:val="en-US"/>
-        </w:rPr>
-        <w:t xml:space="preserve"> and FE</w:t>
-      </w:r>
-      <w:r>
-        <w:rPr>
-          <w:lang w:val="en-US"/>
-        </w:rPr>
-        <w:t xml:space="preserve">, run under UOS, and must comply with </w:t>
-      </w:r>
-      <w:r>
-        <w:rPr>
-          <w:lang w:val="en-US"/>
-        </w:rPr>
-        <w:t xml:space="preserve">the </w:t>
-      </w:r>
-      <w:proofErr w:type="spellStart"/>
-      <w:r>
-        <w:rPr>
-          <w:lang w:val="en-US"/>
-        </w:rPr>
-        <w:t>uApp</w:t>
-      </w:r>
-      <w:proofErr w:type="spellEnd"/>
-      <w:r>
-        <w:rPr>
-          <w:lang w:val="en-US"/>
-        </w:rPr>
-        <w:t xml:space="preserve"> Open Standard</w:t>
-      </w:r>
-      <w:r>
-        <w:rPr>
-          <w:lang w:val="en-US"/>
-        </w:rPr>
-        <w:t>,</w:t>
-      </w:r>
-      <w:r>
-        <w:rPr>
-          <w:lang w:val="en-US"/>
-        </w:rPr>
-        <w:t xml:space="preserve"> whose s</w:t>
-      </w:r>
-      <w:r>
-        <w:rPr>
-          <w:noProof/>
-          <w:lang w:val="en-US"/>
-        </w:rPr>
-        <w:t xml:space="preserve">pecifications cover </w:t>
-      </w:r>
-      <w:r>
-        <w:rPr>
-          <w:noProof/>
-          <w:lang w:val="en-US"/>
-        </w:rPr>
-        <w:t>A</w:t>
-      </w:r>
-      <w:r>
-        <w:rPr>
-          <w:noProof/>
-          <w:lang w:val="en-US"/>
-        </w:rPr>
-        <w:t xml:space="preserve">PI, </w:t>
-      </w:r>
-      <w:r>
-        <w:rPr>
-          <w:noProof/>
-          <w:lang w:val="en-US"/>
-        </w:rPr>
-        <w:t>building, packaging</w:t>
-      </w:r>
-      <w:r>
-        <w:rPr>
-          <w:noProof/>
-          <w:lang w:val="en-US"/>
-        </w:rPr>
-        <w:t>,</w:t>
-      </w:r>
-      <w:r>
-        <w:rPr>
-          <w:noProof/>
-          <w:lang w:val="en-US"/>
-        </w:rPr>
-        <w:t xml:space="preserve"> </w:t>
-      </w:r>
-      <w:r>
-        <w:rPr>
-          <w:noProof/>
-          <w:lang w:val="en-US"/>
-        </w:rPr>
-        <w:t>and</w:t>
-      </w:r>
-      <w:r>
-        <w:rPr>
-          <w:noProof/>
-          <w:lang w:val="en-US"/>
-        </w:rPr>
-        <w:t xml:space="preserve"> </w:t>
-      </w:r>
-      <w:r>
-        <w:rPr>
-          <w:noProof/>
-          <w:lang w:val="en-US"/>
-        </w:rPr>
-        <w:t xml:space="preserve">distibution </w:t>
-      </w:r>
-      <w:r>
-        <w:rPr>
-          <w:noProof/>
-          <w:lang w:val="en-US"/>
-        </w:rPr>
-        <w:t xml:space="preserve">of </w:t>
-      </w:r>
-      <w:r>
-        <w:rPr>
-          <w:noProof/>
-          <w:lang w:val="en-US"/>
-        </w:rPr>
-        <w:t>UOS</w:t>
-      </w:r>
-      <w:r>
-        <w:rPr>
-          <w:noProof/>
-          <w:lang w:val="en-US"/>
-        </w:rPr>
-        <w:t xml:space="preserve"> applications.</w:t>
-      </w:r>
-    </w:p>
-    <w:p>
-      <w:pPr>
-        <w:spacing w:after="120" w:afterAutospacing="0"/>
-        <w:ind w:left="1418" w:hanging="709"/>
-        <w:rPr>
-          <w:lang w:val="en-US"/>
-        </w:rPr>
-      </w:pPr>
-      <w:r>
-        <w:rPr>
-          <w:b/>
-          <w:lang w:val="en-US"/>
-        </w:rPr>
-        <w:t>AMI</w:t>
-      </w:r>
-      <w:r>
-        <w:rPr>
-          <w:lang w:val="en-US"/>
-        </w:rPr>
-        <w:tab/>
-      </w:r>
-      <w:r>
-        <w:rPr>
-          <w:lang w:val="en-US"/>
-        </w:rPr>
-        <w:t>Abstract</w:t>
-      </w:r>
-      <w:r>
-        <w:rPr>
-          <w:lang w:val="en-US"/>
-        </w:rPr>
-        <w:t>ion-based</w:t>
+        <w:t>Abstracted</w:t>
       </w:r>
       <w:r>
         <w:rPr>
@@ -9955,10 +9930,7 @@
                                 </w:rPr>
                               </w:pPr>
                               <w:r>
-                                <w:t>Abstract</w:t>
-                              </w:r>
-                              <w:r>
-                                <w:t>ion-based</w:t>
+                                <w:t>Abstracted</w:t>
                               </w:r>
                               <w:r>
                                 <w:t xml:space="preserve"> Morphable</w:t>
@@ -11527,10 +11499,7 @@
                           </w:rPr>
                         </w:pPr>
                         <w:r>
-                          <w:t>Abstract</w:t>
-                        </w:r>
-                        <w:r>
-                          <w:t>ion-based</w:t>
+                          <w:t>Abstracted</w:t>
                         </w:r>
                         <w:r>
                           <w:t xml:space="preserve"> Morphable</w:t>
@@ -12104,31 +12073,7 @@
         <w:rPr>
           <w:lang w:val="en-US"/>
         </w:rPr>
-        <w:t xml:space="preserve">The list of </w:t>
-      </w:r>
-      <w:r>
-        <w:rPr>
-          <w:lang w:val="en-US"/>
-        </w:rPr>
-        <w:t>trusted</w:t>
-      </w:r>
-      <w:r>
-        <w:rPr>
-          <w:lang w:val="en-US"/>
-        </w:rPr>
-        <w:t xml:space="preserve"> </w:t>
-      </w:r>
-      <w:r>
-        <w:rPr>
-          <w:lang w:val="en-US"/>
-        </w:rPr>
-        <w:t>Antimalware Analyzers (AAs)</w:t>
-      </w:r>
-      <w:r>
-        <w:rPr>
-          <w:lang w:val="en-US"/>
-        </w:rPr>
-        <w:t xml:space="preserve"> is proposed and approved by the network.</w:t>
+        <w:t>The list of trusted Antimalware Analyzers (AAs) is proposed and approved by the network.</w:t>
       </w:r>
     </w:p>
     <w:p>
@@ -18066,7 +18011,7 @@
           <w:noProof/>
           <w:lang w:val="en-US"/>
         </w:rPr>
-        <w:t>4</w:t>
+        <w:t>1</w:t>
       </w:r>
       <w:r>
         <w:fldChar w:fldCharType="end"/>
